--- a/courts/ninth-circuit/montana/state/supreme-court/petition-for-discretionary-review/usage/OUTPUT-petition-for-discretionary-review.docx
+++ b/courts/ninth-circuit/montana/state/supreme-court/petition-for-discretionary-review/usage/OUTPUT-petition-for-discretionary-review.docx
@@ -2711,7 +2711,7 @@
         <w:tab/>
       </w:r>
       <w:r>
-        <w:t xml:space="preserve">20</w:t>
+        <w:t xml:space="preserve">21</w:t>
       </w:r>
     </w:p>
     <w:p>
@@ -4394,7 +4394,7 @@
         <w:tab/>
       </w:r>
       <w:r>
-        <w:t xml:space="preserve">11</w:t>
+        <w:t xml:space="preserve">12</w:t>
       </w:r>
     </w:p>
     <w:p>
@@ -4561,7 +4561,7 @@
         <w:tab/>
       </w:r>
       <w:r>
-        <w:t xml:space="preserve">14</w:t>
+        <w:t xml:space="preserve">15</w:t>
       </w:r>
     </w:p>
     <w:p>
@@ -4637,7 +4637,7 @@
           <w:tab w:val="right" w:leader="dot" w:pos="9360"/>
         </w:tabs>
         <w:spacing w:before="144" w:after="0" w:line="322" w:lineRule="exact"/>
-        <w:ind w:left="360" w:right="3220" w:hanging="360"/>
+        <w:ind w:left="360" w:right="2800" w:hanging="360"/>
       </w:pPr>
       <w:r>
         <w:t xml:space="preserve">Mont.</w:t>
@@ -4683,7 +4683,7 @@
         <w:tab/>
       </w:r>
       <w:r>
-        <w:t xml:space="preserve">4, 7, 9, 10, 14, 15, 16, 17, 18</w:t>
+        <w:t xml:space="preserve">4, 7, 9, 10, 14, 15, 17, 19</w:t>
       </w:r>
     </w:p>
     <w:p>
@@ -4823,7 +4823,7 @@
         <w:tab/>
       </w:r>
       <w:r>
-        <w:t xml:space="preserve">15</w:t>
+        <w:t xml:space="preserve">16</w:t>
       </w:r>
     </w:p>
     <w:p>
@@ -4885,7 +4885,7 @@
         <w:tab/>
       </w:r>
       <w:r>
-        <w:t xml:space="preserve">11, 12, 20</w:t>
+        <w:t xml:space="preserve">12, 20</w:t>
       </w:r>
     </w:p>
     <w:p>
@@ -5011,19 +5011,7 @@
         <w:pStyle w:val="BodyText"/>
       </w:pPr>
       <w:r>
-        <w:t xml:space="preserve">2. The District Court has ordered a two-week trial to determine whether the new version of § 75</w:t>
-      </w:r>
-      <w:r>
-        <w:noBreakHyphen/>
-      </w:r>
-      <w:r>
-        <w:t xml:space="preserve">1</w:t>
-      </w:r>
-      <w:r>
-        <w:noBreakHyphen/>
-      </w:r>
-      <w:r>
-        <w:t xml:space="preserve">201(2)⁠(a),</w:t>
+        <w:t xml:space="preserve">2. The District Court has ordered a two-week trial to determine whether the new version of § 75-⁠1-⁠201(2)⁠(a),</w:t>
       </w:r>
       <w:r>
         <w:t xml:space="preserve"> </w:t>
@@ -5266,55 +5254,19 @@
         <w:pStyle w:val="BodyText"/>
       </w:pPr>
       <w:r>
-        <w:t xml:space="preserve">Plaintiffs are children and youth in Montana who at the inception of this lawsuit were between the ages of two and 18. App. 1, passim. Plaintiffs challenged the constitutionality of portions of the State Energy Policy, § 90</w:t>
-      </w:r>
-      <w:r>
-        <w:noBreakHyphen/>
-      </w:r>
-      <w:r>
-        <w:t xml:space="preserve">4</w:t>
-      </w:r>
-      <w:r>
-        <w:noBreakHyphen/>
-      </w:r>
-      <w:r>
-        <w:t xml:space="preserve">1001(1)⁠(c)–(g),</w:t>
-      </w:r>
-      <w:r>
-        <w:t xml:space="preserve"> </w:t>
-      </w:r>
-      <w:r>
-        <w:t xml:space="preserve">MCA and a provision in the Montana Environmental Policy Act (“MEPA”), § 75</w:t>
-      </w:r>
-      <w:r>
-        <w:noBreakHyphen/>
-      </w:r>
-      <w:r>
-        <w:t xml:space="preserve">1</w:t>
-      </w:r>
-      <w:r>
-        <w:noBreakHyphen/>
-      </w:r>
-      <w:r>
-        <w:t xml:space="preserve">201(2)⁠(a),</w:t>
-      </w:r>
-      <w:r>
-        <w:t xml:space="preserve"> </w:t>
-      </w:r>
-      <w:r>
-        <w:t xml:space="preserve">MCA, barring state agencies from considering potential environmental impacts beyond Montana’s borders. Plaintiffs alleged these statutes contributed to climate change in derogation of Montana Constitutional provisions on the right to a clean and healthful environment, inter alia. App. 1 at ¶¶ 211–251. Plaintiffs have pursued no claims or lawsuits against any State agency permitting process or MEPA review for a project or activity that involves the production, emission, or transportation of greenhouse gasses (“GHGs”). Nor have Plaintiffs petitioned any State agency to exercise its rule-making authority under the Montana Administrative Procedures Act. Mont. Code Ann. § 2</w:t>
-      </w:r>
-      <w:r>
-        <w:noBreakHyphen/>
-      </w:r>
-      <w:r>
-        <w:t xml:space="preserve">4</w:t>
-      </w:r>
-      <w:r>
-        <w:noBreakHyphen/>
-      </w:r>
-      <w:r>
-        <w:t xml:space="preserve">315.</w:t>
+        <w:t xml:space="preserve">Plaintiffs are children and youth in Montana who at the inception of this lawsuit were between the ages of two and 18. App. 1, passim. Plaintiffs challenged the constitutionality of portions of the State Energy Policy, § 90-⁠4-⁠1001(1)⁠(c)–⁠(g),</w:t>
+      </w:r>
+      <w:r>
+        <w:t xml:space="preserve"> </w:t>
+      </w:r>
+      <w:r>
+        <w:t xml:space="preserve">MCA and a provision in the Montana Environmental Policy Act (“MEPA”), § 75-⁠1-⁠201(2)⁠(a),</w:t>
+      </w:r>
+      <w:r>
+        <w:t xml:space="preserve"> </w:t>
+      </w:r>
+      <w:r>
+        <w:t xml:space="preserve">MCA, barring state agencies from considering potential environmental impacts beyond Montana’s borders. Plaintiffs alleged these statutes contributed to climate change in derogation of Montana Constitutional provisions on the right to a clean and healthful environment, inter alia. App. 1 at ¶¶ 211–⁠251. Plaintiffs have pursued no claims or lawsuits against any State agency permitting process or MEPA review for a project or activity that involves the production, emission, or transportation of greenhouse gasses (“GHGs”). Nor have Plaintiffs petitioned any State agency to exercise its rule-making authority under the Montana Administrative Procedures Act. Mont. Code Ann. § 2-⁠4-⁠315.</w:t>
       </w:r>
     </w:p>
     <w:p>
@@ -5330,7 +5282,7 @@
         <w:pStyle w:val="BodyTextNote"/>
       </w:pPr>
       <w:r>
-        <w:t xml:space="preserve">As to relief, Plaintiffs asked the District Court to: permanently enjoin Defendants from subjecting Plaintiffs to the Energy Policy, MEPA language, and the State’s “aggregate acts”; require “Defendants to prepare a complete and accurate accounting of Montana’s GHG emissions”; require “Defendants to develop a remedial plan or policies to effectuate reductions of GHG emissions in Montana”; appoint a special master to review the remedial plan; and issue “[a]n order retaining jurisdiction over this action until such time as Defendants have fully complied with the orders of this Court.” App. 1, Prayer for Relief at ¶¶ 5–9.</w:t>
+        <w:t xml:space="preserve">As to relief, Plaintiffs asked the District Court to: permanently enjoin Defendants from subjecting Plaintiffs to the Energy Policy, MEPA language, and the State’s “aggregate acts”; require “Defendants to prepare a complete and accurate accounting of Montana’s GHG emissions”; require “Defendants to develop a remedial plan or policies to effectuate reductions of GHG emissions in Montana”; appoint a special master to review the remedial plan; and issue “[a]n order retaining jurisdiction over this action until such time as Defendants have fully complied with the orders of this Court.” App. 1, Prayer for Relief at ¶¶ 5–⁠9.</w:t>
       </w:r>
       <w:r>
         <w:rPr>
@@ -5473,19 +5425,7 @@
         <w:t xml:space="preserve"> </w:t>
       </w:r>
       <w:r>
-        <w:t xml:space="preserve">quoting Plaintiffs’ opposing brief. Thus, the District Court then and now is of the opinion that declaring the State Energy Policy and § 75</w:t>
-      </w:r>
-      <w:r>
-        <w:noBreakHyphen/>
-      </w:r>
-      <w:r>
-        <w:t xml:space="preserve">1</w:t>
-      </w:r>
-      <w:r>
-        <w:noBreakHyphen/>
-      </w:r>
-      <w:r>
-        <w:t xml:space="preserve">201(2)⁠(a)</w:t>
+        <w:t xml:space="preserve">quoting Plaintiffs’ opposing brief. Thus, the District Court then and now is of the opinion that declaring the State Energy Policy and § 75-⁠1-⁠201(2)⁠(a)</w:t>
       </w:r>
       <w:r>
         <w:t xml:space="preserve"> </w:t>
@@ -5544,19 +5484,7 @@
         <w:pStyle w:val="BodyText"/>
       </w:pPr>
       <w:r>
-        <w:t xml:space="preserve">Recently the Montana Legislature significantly altered the relevant legal landscape in a big way. First, it passed HB 170, repealing the State Energy Policy. App. 3. On March 16, 2023, Governor Gianforte signed the bill into law. App. 4. Next, the Legislature passed HB 971, which amended § 75</w:t>
-      </w:r>
-      <w:r>
-        <w:noBreakHyphen/>
-      </w:r>
-      <w:r>
-        <w:t xml:space="preserve">1</w:t>
-      </w:r>
-      <w:r>
-        <w:noBreakHyphen/>
-      </w:r>
-      <w:r>
-        <w:t xml:space="preserve">201(2)⁠(a),</w:t>
+        <w:t xml:space="preserve">Recently the Montana Legislature significantly altered the relevant legal landscape in a big way. First, it passed HB 170, repealing the State Energy Policy. App. 3. On March 16, 2023, Governor Gianforte signed the bill into law. App. 4. Next, the Legislature passed HB 971, which amended § 75-⁠1-⁠201(2)⁠(a),</w:t>
       </w:r>
       <w:r>
         <w:t xml:space="preserve"> </w:t>
@@ -5586,19 +5514,7 @@
         <w:t xml:space="preserve"> </w:t>
       </w:r>
       <w:r>
-        <w:t xml:space="preserve">at 3–4. Given that § 90</w:t>
-      </w:r>
-      <w:r>
-        <w:noBreakHyphen/>
-      </w:r>
-      <w:r>
-        <w:t xml:space="preserve">4</w:t>
-      </w:r>
-      <w:r>
-        <w:noBreakHyphen/>
-      </w:r>
-      <w:r>
-        <w:t xml:space="preserve">1001,</w:t>
+        <w:t xml:space="preserve">at 3–4. Given that § 90-⁠4-⁠1001,</w:t>
       </w:r>
       <w:r>
         <w:t xml:space="preserve"> </w:t>
@@ -6414,19 +6330,7 @@
         <w:t xml:space="preserve"> </w:t>
       </w:r>
       <w:r>
-        <w:t xml:space="preserve">1971 Mont. Laws ch. 238. In 2001, MEPA was amended to state, “The agency may not withhold, deny, or impose conditions on any permit or other authority to act based on parts 1 through 3 of this chapter.” 2001 Mont. Laws ch. 268 (codified at Mont. Code Ann. § 75</w:t>
-      </w:r>
-      <w:r>
-        <w:noBreakHyphen/>
-      </w:r>
-      <w:r>
-        <w:t xml:space="preserve">1</w:t>
-      </w:r>
-      <w:r>
-        <w:noBreakHyphen/>
-      </w:r>
-      <w:r>
-        <w:t xml:space="preserve">201(4)⁠(a)).</w:t>
+        <w:t xml:space="preserve">1971 Mont. Laws ch. 238. In 2001, MEPA was amended to state, “The agency may not withhold, deny, or impose conditions on any permit or other authority to act based on parts 1 through 3 of this chapter.” 2001 Mont. Laws ch. 268 (codified at Mont. Code Ann. § 75-⁠1-⁠201(4)⁠(a)).</w:t>
       </w:r>
       <w:r>
         <w:t xml:space="preserve"> </w:t>
@@ -6537,19 +6441,7 @@
         <w:t xml:space="preserve">Ass’n v. Bd. of Health &amp; Env’t. Sciences</w:t>
       </w:r>
       <w:r>
-        <w:t xml:space="preserve">, 171 Mont. 477, 485, 559 P.2d 1157, 1161 (1976). An “agency may not withhold, deny, or impose conditions on any permit or other authority to act” based on its MEPA analysis. Mont. Code Ann. § 75</w:t>
-      </w:r>
-      <w:r>
-        <w:noBreakHyphen/>
-      </w:r>
-      <w:r>
-        <w:t xml:space="preserve">1</w:t>
-      </w:r>
-      <w:r>
-        <w:noBreakHyphen/>
-      </w:r>
-      <w:r>
-        <w:t xml:space="preserve">201(4)⁠(a).</w:t>
+        <w:t xml:space="preserve">, 171 Mont. 477, 485, 559 P.2d 1157, 1161 (1976). An “agency may not withhold, deny, or impose conditions on any permit or other authority to act” based on its MEPA analysis. Mont. Code Ann. § 75-⁠1-⁠201(4)⁠(a).</w:t>
       </w:r>
     </w:p>
     <w:p>
@@ -6557,19 +6449,7 @@
         <w:pStyle w:val="BodyText"/>
       </w:pPr>
       <w:r>
-        <w:t xml:space="preserve">Moreover, the District Court’s belief that “the State has the authority to regulate GHG emissions,” is simply wrong. No Montana statute gives any agency that authority, and none accompanies the Court’s statement or Plaintiffs’ briefing. Defendants should not be compelled prove this negative. Suffice to say, for example, that Montana’s Clean Air Act (Mont. Code Ann. § 75</w:t>
-      </w:r>
-      <w:r>
-        <w:noBreakHyphen/>
-      </w:r>
-      <w:r>
-        <w:t xml:space="preserve">2</w:t>
-      </w:r>
-      <w:r>
-        <w:noBreakHyphen/>
-      </w:r>
-      <w:r>
-        <w:t xml:space="preserve">101,</w:t>
+        <w:t xml:space="preserve">Moreover, the District Court’s belief that “the State has the authority to regulate GHG emissions,” is simply wrong. No Montana statute gives any agency that authority, and none accompanies the Court’s statement or Plaintiffs’ briefing. Defendants should not be compelled prove this negative. Suffice to say, for example, that Montana’s Clean Air Act (Mont. Code Ann. § 75-⁠2-⁠101,</w:t>
       </w:r>
       <w:r>
         <w:t xml:space="preserve"> </w:t>
@@ -6680,19 +6560,7 @@
         <w:pStyle w:val="BodyText"/>
       </w:pPr>
       <w:r>
-        <w:t xml:space="preserve">Regarding redressability, the District Court has said that “Plaintiffs only need to show their injuries will be effectively alleviated, remedied, or prevented by a favorable ruling.” App. 2 at 15. (Citations omitted). While in theory that is correct, the District Court erroneously believes that invalidating or enjoining § 75</w:t>
-      </w:r>
-      <w:r>
-        <w:noBreakHyphen/>
-      </w:r>
-      <w:r>
-        <w:t xml:space="preserve">1</w:t>
-      </w:r>
-      <w:r>
-        <w:noBreakHyphen/>
-      </w:r>
-      <w:r>
-        <w:t xml:space="preserve">201(2)⁠(a)</w:t>
+        <w:t xml:space="preserve">Regarding redressability, the District Court has said that “Plaintiffs only need to show their injuries will be effectively alleviated, remedied, or prevented by a favorable ruling.” App. 2 at 15. (Citations omitted). While in theory that is correct, the District Court erroneously believes that invalidating or enjoining § 75-⁠1-⁠201(2)⁠(a)</w:t>
       </w:r>
       <w:r>
         <w:t xml:space="preserve"> </w:t>
@@ -7144,19 +7012,7 @@
         <w:pStyle w:val="BodyTextNote"/>
       </w:pPr>
       <w:r>
-        <w:t xml:space="preserve">Plaintiffs’ Complaint challenges the constitutionality of the MEPA language, § 75</w:t>
-      </w:r>
-      <w:r>
-        <w:noBreakHyphen/>
-      </w:r>
-      <w:r>
-        <w:t xml:space="preserve">1</w:t>
-      </w:r>
-      <w:r>
-        <w:noBreakHyphen/>
-      </w:r>
-      <w:r>
-        <w:t xml:space="preserve">201(2)⁠(a).</w:t>
+        <w:t xml:space="preserve">Plaintiffs’ Complaint challenges the constitutionality of the MEPA language, § 75-⁠1-⁠201(2)⁠(a).</w:t>
       </w:r>
       <w:r>
         <w:t xml:space="preserve"> </w:t>
@@ -7184,19 +7040,7 @@
         <w:pStyle w:val="BodyText"/>
       </w:pPr>
       <w:r>
-        <w:t xml:space="preserve">The extent to which HB 971 changed MEPA should not be downplayed. Under § 75</w:t>
-      </w:r>
-      <w:r>
-        <w:noBreakHyphen/>
-      </w:r>
-      <w:r>
-        <w:t xml:space="preserve">1</w:t>
-      </w:r>
-      <w:r>
-        <w:noBreakHyphen/>
-      </w:r>
-      <w:r>
-        <w:t xml:space="preserve">201(2)⁠(a),</w:t>
+        <w:t xml:space="preserve">The extent to which HB 971 changed MEPA should not be downplayed. Under § 75-⁠1-⁠201(2)⁠(a),</w:t>
       </w:r>
       <w:r>
         <w:t xml:space="preserve"> </w:t>
@@ -10348,7 +10192,7 @@
         <w:t xml:space="preserve"> </w:t>
       </w:r>
       <w:r>
-        <w:t xml:space="preserve">https://tinyurl.com/​yckp5de4, “Why Montana is emerging as a much-watch climate battleground.” (May 19, 2023, last accessed May 31, 2023); https://tinyurl.com/2wwkvx8a, “In Montana, It’s Youth vs. the State in a Landmark Climate Case” (March 31, 2023, last accessed May 31, 2023).</w:t>
+        <w:t xml:space="preserve">https://​tinyurl.​com/​yckp5de4, “Why Montana is emerging as a much-watch climate battleground.” (May 19, 2023, last accessed May 31, 2023); https://​tinyurl.​com/​2wwkvx8a, “In Montana, It’s Youth vs. the State in a Landmark Climate Case” (March 31, 2023, last accessed May 31, 2023).</w:t>
       </w:r>
     </w:p>
   </w:footnote>
@@ -11230,6 +11074,7 @@
     <w:unhideWhenUsed/>
     <w:qFormat/>
     <w:pPr>
+      <w:keepLines/>
       <w:spacing w:before="0" w:after="140" w:line="322" w:lineRule="exact"/>
     </w:pPr>
     <w:rPr>
@@ -11480,6 +11325,33 @@
     <w:pPr>
       <w:spacing w:before="0" w:after="0" w:line="322" w:lineRule="exact"/>
       <w:ind w:left="2160" w:hanging="720"/>
+    </w:pPr>
+  </w:style>
+  <w:style w:type="paragraph" w:customStyle="1" w:styleId="XdQuoteList1">
+    <w:name w:val="Xd Quote List 1"/>
+    <w:basedOn w:val="Normal"/>
+    <w:qFormat/>
+    <w:pPr>
+      <w:spacing w:before="0" w:after="0" w:line="322" w:lineRule="exact"/>
+      <w:ind w:left="1440" w:right="720" w:hanging="720"/>
+    </w:pPr>
+  </w:style>
+  <w:style w:type="paragraph" w:customStyle="1" w:styleId="XdQuoteList2">
+    <w:name w:val="Xd Quote List 2"/>
+    <w:basedOn w:val="Normal"/>
+    <w:qFormat/>
+    <w:pPr>
+      <w:spacing w:before="0" w:after="0" w:line="322" w:lineRule="exact"/>
+      <w:ind w:left="2160" w:right="720" w:hanging="720"/>
+    </w:pPr>
+  </w:style>
+  <w:style w:type="paragraph" w:customStyle="1" w:styleId="XdQuoteList3">
+    <w:name w:val="Xd Quote List 3"/>
+    <w:basedOn w:val="Normal"/>
+    <w:qFormat/>
+    <w:pPr>
+      <w:spacing w:before="0" w:after="0" w:line="322" w:lineRule="exact"/>
+      <w:ind w:left="2880" w:right="720" w:hanging="720"/>
     </w:pPr>
   </w:style>
   <w:style w:type="paragraph" w:customStyle="1" w:styleId="XdQuote">
